--- a/examples/autoencoder/doc/autoenc_adv_e.docx
+++ b/examples/autoencoder/doc/autoenc_adv_e.docx
@@ -1445,61 +1445,61 @@
         <w:rPr>
           <w:rStyle w:val="VerbatimChar"/>
         </w:rPr>
-        <w:t xml:space="preserve">##          [,1]      [,2]       [,3]</w:t>
-      </w:r>
-      <w:r>
-        <w:br/>
-      </w:r>
-      <w:r>
-        <w:rPr>
-          <w:rStyle w:val="VerbatimChar"/>
-        </w:rPr>
-        <w:t xml:space="preserve">## [1,] 2.029019 -2.814131  0.2306837</w:t>
-      </w:r>
-      <w:r>
-        <w:br/>
-      </w:r>
-      <w:r>
-        <w:rPr>
-          <w:rStyle w:val="VerbatimChar"/>
-        </w:rPr>
-        <w:t xml:space="preserve">## [2,] 4.015739 -3.486006 -0.0662725</w:t>
-      </w:r>
-      <w:r>
-        <w:br/>
-      </w:r>
-      <w:r>
-        <w:rPr>
-          <w:rStyle w:val="VerbatimChar"/>
-        </w:rPr>
-        <w:t xml:space="preserve">## [3,] 4.549146 -5.749941  1.3473517</w:t>
-      </w:r>
-      <w:r>
-        <w:br/>
-      </w:r>
-      <w:r>
-        <w:rPr>
-          <w:rStyle w:val="VerbatimChar"/>
-        </w:rPr>
-        <w:t xml:space="preserve">## [4,] 2.608580 -2.327237 -0.1258308</w:t>
-      </w:r>
-      <w:r>
-        <w:br/>
-      </w:r>
-      <w:r>
-        <w:rPr>
-          <w:rStyle w:val="VerbatimChar"/>
-        </w:rPr>
-        <w:t xml:space="preserve">## [5,] 1.828339 -3.025407 -0.5648213</w:t>
-      </w:r>
-      <w:r>
-        <w:br/>
-      </w:r>
-      <w:r>
-        <w:rPr>
-          <w:rStyle w:val="VerbatimChar"/>
-        </w:rPr>
-        <w:t xml:space="preserve">## [6,] 2.951378 -3.235876  0.6042497</w:t>
+        <w:t xml:space="preserve">##          [,1]      [,2]        [,3]</w:t>
+      </w:r>
+      <w:r>
+        <w:br/>
+      </w:r>
+      <w:r>
+        <w:rPr>
+          <w:rStyle w:val="VerbatimChar"/>
+        </w:rPr>
+        <w:t xml:space="preserve">## [1,] 2.043216 -2.743891  0.25623268</w:t>
+      </w:r>
+      <w:r>
+        <w:br/>
+      </w:r>
+      <w:r>
+        <w:rPr>
+          <w:rStyle w:val="VerbatimChar"/>
+        </w:rPr>
+        <w:t xml:space="preserve">## [2,] 4.035502 -3.232172 -0.03587966</w:t>
+      </w:r>
+      <w:r>
+        <w:br/>
+      </w:r>
+      <w:r>
+        <w:rPr>
+          <w:rStyle w:val="VerbatimChar"/>
+        </w:rPr>
+        <w:t xml:space="preserve">## [3,] 4.541068 -5.586895  1.40172327</w:t>
+      </w:r>
+      <w:r>
+        <w:br/>
+      </w:r>
+      <w:r>
+        <w:rPr>
+          <w:rStyle w:val="VerbatimChar"/>
+        </w:rPr>
+        <w:t xml:space="preserve">## [4,] 2.630386 -2.188650 -0.08620937</w:t>
+      </w:r>
+      <w:r>
+        <w:br/>
+      </w:r>
+      <w:r>
+        <w:rPr>
+          <w:rStyle w:val="VerbatimChar"/>
+        </w:rPr>
+        <w:t xml:space="preserve">## [5,] 1.842338 -2.864805 -0.48501670</w:t>
+      </w:r>
+      <w:r>
+        <w:br/>
+      </w:r>
+      <w:r>
+        <w:rPr>
+          <w:rStyle w:val="VerbatimChar"/>
+        </w:rPr>
+        <w:t xml:space="preserve">## [6,] 2.918972 -3.109773  0.60179687</w:t>
       </w:r>
     </w:p>
     <w:p>
@@ -1517,7 +1517,11 @@
       </w:r>
     </w:p>
     <w:bookmarkEnd w:id="23"/>
-    <w:sectPr/>
+    <w:sectPr>
+      <w:footnotePr>
+        <w:numRestart w:val="eachSect"/>
+      </w:footnotePr>
+    </w:sectPr>
   </w:body>
 </w:document>
 </file>
@@ -1689,8 +1693,6 @@
     </w:pPr>
     <w:rPr>
       <w:rFonts w:asciiTheme="majorHAnsi" w:cstheme="majorBidi" w:eastAsiaTheme="majorEastAsia" w:hAnsiTheme="majorHAnsi"/>
-      <w:spacing w:val="-10"/>
-      <w:kern w:val="28"/>
       <w:sz w:val="56"/>
       <w:szCs w:val="56"/>
     </w:rPr>
@@ -1703,15 +1705,13 @@
     <w:rsid w:val="00A10FD9"/>
     <w:rPr>
       <w:rFonts w:asciiTheme="majorHAnsi" w:cstheme="majorBidi" w:eastAsiaTheme="majorEastAsia" w:hAnsiTheme="majorHAnsi"/>
-      <w:spacing w:val="-10"/>
-      <w:kern w:val="28"/>
       <w:sz w:val="56"/>
       <w:szCs w:val="56"/>
     </w:rPr>
   </w:style>
   <w:style w:styleId="Subtitle" w:type="paragraph">
     <w:name w:val="Subtitle"/>
-    <w:basedOn w:val="Normal"/>
+    <w:basedOn w:val="Title"/>
     <w:next w:val="BodyText"/>
     <w:link w:val="SubtitleChar"/>
     <w:uiPriority w:val="11"/>
@@ -1724,7 +1724,6 @@
     </w:pPr>
     <w:rPr>
       <w:rFonts w:cstheme="majorBidi" w:eastAsiaTheme="majorEastAsia"/>
-      <w:color w:themeColor="text1" w:themeTint="A6" w:val="595959"/>
       <w:spacing w:val="15"/>
       <w:sz w:val="28"/>
       <w:szCs w:val="28"/>
@@ -1746,23 +1745,31 @@
   </w:style>
   <w:style w:customStyle="1" w:styleId="Author" w:type="paragraph">
     <w:name w:val="Author"/>
+    <w:basedOn w:val="Title"/>
     <w:next w:val="BodyText"/>
     <w:qFormat/>
     <w:pPr>
       <w:keepNext/>
       <w:keepLines/>
-      <w:jc w:val="center"/>
     </w:pPr>
+    <w:rPr>
+      <w:sz w:val="24"/>
+      <w:szCs w:val="24"/>
+    </w:rPr>
   </w:style>
   <w:style w:styleId="Date" w:type="paragraph">
     <w:name w:val="Date"/>
+    <w:basedOn w:val="Title"/>
     <w:next w:val="BodyText"/>
     <w:qFormat/>
     <w:pPr>
       <w:keepNext/>
       <w:keepLines/>
-      <w:jc w:val="center"/>
     </w:pPr>
+    <w:rPr>
+      <w:sz w:val="24"/>
+      <w:szCs w:val="24"/>
+    </w:rPr>
   </w:style>
   <w:style w:customStyle="1" w:styleId="AbstractTitle" w:type="paragraph">
     <w:name w:val="Abstract Title"/>
@@ -1777,7 +1784,6 @@
     </w:pPr>
     <w:rPr>
       <w:b/>
-      <w:color w:val="345A8A"/>
       <w:sz w:val="20"/>
       <w:szCs w:val="20"/>
     </w:rPr>

--- a/examples/autoencoder/doc/autoenc_adv_e.docx
+++ b/examples/autoencoder/doc/autoenc_adv_e.docx
@@ -1454,52 +1454,52 @@
         <w:rPr>
           <w:rStyle w:val="VerbatimChar"/>
         </w:rPr>
-        <w:t xml:space="preserve">## [1,] 2.043216 -2.743891  0.25623268</w:t>
-      </w:r>
-      <w:r>
-        <w:br/>
-      </w:r>
-      <w:r>
-        <w:rPr>
-          <w:rStyle w:val="VerbatimChar"/>
-        </w:rPr>
-        <w:t xml:space="preserve">## [2,] 4.035502 -3.232172 -0.03587966</w:t>
-      </w:r>
-      <w:r>
-        <w:br/>
-      </w:r>
-      <w:r>
-        <w:rPr>
-          <w:rStyle w:val="VerbatimChar"/>
-        </w:rPr>
-        <w:t xml:space="preserve">## [3,] 4.541068 -5.586895  1.40172327</w:t>
-      </w:r>
-      <w:r>
-        <w:br/>
-      </w:r>
-      <w:r>
-        <w:rPr>
-          <w:rStyle w:val="VerbatimChar"/>
-        </w:rPr>
-        <w:t xml:space="preserve">## [4,] 2.630386 -2.188650 -0.08620937</w:t>
-      </w:r>
-      <w:r>
-        <w:br/>
-      </w:r>
-      <w:r>
-        <w:rPr>
-          <w:rStyle w:val="VerbatimChar"/>
-        </w:rPr>
-        <w:t xml:space="preserve">## [5,] 1.842338 -2.864805 -0.48501670</w:t>
-      </w:r>
-      <w:r>
-        <w:br/>
-      </w:r>
-      <w:r>
-        <w:rPr>
-          <w:rStyle w:val="VerbatimChar"/>
-        </w:rPr>
-        <w:t xml:space="preserve">## [6,] 2.918972 -3.109773  0.60179687</w:t>
+        <w:t xml:space="preserve">## [1,] 2.057455 -2.674073  0.24530905</w:t>
+      </w:r>
+      <w:r>
+        <w:br/>
+      </w:r>
+      <w:r>
+        <w:rPr>
+          <w:rStyle w:val="VerbatimChar"/>
+        </w:rPr>
+        <w:t xml:space="preserve">## [2,] 3.944982 -3.433338 -0.12152494</w:t>
+      </w:r>
+      <w:r>
+        <w:br/>
+      </w:r>
+      <w:r>
+        <w:rPr>
+          <w:rStyle w:val="VerbatimChar"/>
+        </w:rPr>
+        <w:t xml:space="preserve">## [3,] 4.660372 -5.735925  1.34606469</w:t>
+      </w:r>
+      <w:r>
+        <w:br/>
+      </w:r>
+      <w:r>
+        <w:rPr>
+          <w:rStyle w:val="VerbatimChar"/>
+        </w:rPr>
+        <w:t xml:space="preserve">## [4,] 2.617161 -2.337389 -0.06308553</w:t>
+      </w:r>
+      <w:r>
+        <w:br/>
+      </w:r>
+      <w:r>
+        <w:rPr>
+          <w:rStyle w:val="VerbatimChar"/>
+        </w:rPr>
+        <w:t xml:space="preserve">## [5,] 1.853167 -2.977884 -0.58887678</w:t>
+      </w:r>
+      <w:r>
+        <w:br/>
+      </w:r>
+      <w:r>
+        <w:rPr>
+          <w:rStyle w:val="VerbatimChar"/>
+        </w:rPr>
+        <w:t xml:space="preserve">## [6,] 2.945502 -3.148034  0.59757537</w:t>
       </w:r>
     </w:p>
     <w:p>

--- a/examples/autoencoder/doc/autoenc_adv_e.docx
+++ b/examples/autoencoder/doc/autoenc_adv_e.docx
@@ -1454,52 +1454,52 @@
         <w:rPr>
           <w:rStyle w:val="VerbatimChar"/>
         </w:rPr>
-        <w:t xml:space="preserve">## [1,] 2.057455 -2.674073  0.24530905</w:t>
-      </w:r>
-      <w:r>
-        <w:br/>
-      </w:r>
-      <w:r>
-        <w:rPr>
-          <w:rStyle w:val="VerbatimChar"/>
-        </w:rPr>
-        <w:t xml:space="preserve">## [2,] 3.944982 -3.433338 -0.12152494</w:t>
-      </w:r>
-      <w:r>
-        <w:br/>
-      </w:r>
-      <w:r>
-        <w:rPr>
-          <w:rStyle w:val="VerbatimChar"/>
-        </w:rPr>
-        <w:t xml:space="preserve">## [3,] 4.660372 -5.735925  1.34606469</w:t>
-      </w:r>
-      <w:r>
-        <w:br/>
-      </w:r>
-      <w:r>
-        <w:rPr>
-          <w:rStyle w:val="VerbatimChar"/>
-        </w:rPr>
-        <w:t xml:space="preserve">## [4,] 2.617161 -2.337389 -0.06308553</w:t>
-      </w:r>
-      <w:r>
-        <w:br/>
-      </w:r>
-      <w:r>
-        <w:rPr>
-          <w:rStyle w:val="VerbatimChar"/>
-        </w:rPr>
-        <w:t xml:space="preserve">## [5,] 1.853167 -2.977884 -0.58887678</w:t>
-      </w:r>
-      <w:r>
-        <w:br/>
-      </w:r>
-      <w:r>
-        <w:rPr>
-          <w:rStyle w:val="VerbatimChar"/>
-        </w:rPr>
-        <w:t xml:space="preserve">## [6,] 2.945502 -3.148034  0.59757537</w:t>
+        <w:t xml:space="preserve">## [1,] 2.032652 -2.740311  0.25366449</w:t>
+      </w:r>
+      <w:r>
+        <w:br/>
+      </w:r>
+      <w:r>
+        <w:rPr>
+          <w:rStyle w:val="VerbatimChar"/>
+        </w:rPr>
+        <w:t xml:space="preserve">## [2,] 3.987633 -3.261802 -0.02509055</w:t>
+      </w:r>
+      <w:r>
+        <w:br/>
+      </w:r>
+      <w:r>
+        <w:rPr>
+          <w:rStyle w:val="VerbatimChar"/>
+        </w:rPr>
+        <w:t xml:space="preserve">## [3,] 4.556857 -5.503807  1.47335052</w:t>
+      </w:r>
+      <w:r>
+        <w:br/>
+      </w:r>
+      <w:r>
+        <w:rPr>
+          <w:rStyle w:val="VerbatimChar"/>
+        </w:rPr>
+        <w:t xml:space="preserve">## [4,] 2.602871 -2.191081 -0.04962736</w:t>
+      </w:r>
+      <w:r>
+        <w:br/>
+      </w:r>
+      <w:r>
+        <w:rPr>
+          <w:rStyle w:val="VerbatimChar"/>
+        </w:rPr>
+        <w:t xml:space="preserve">## [5,] 1.794461 -2.832208 -0.50071669</w:t>
+      </w:r>
+      <w:r>
+        <w:br/>
+      </w:r>
+      <w:r>
+        <w:rPr>
+          <w:rStyle w:val="VerbatimChar"/>
+        </w:rPr>
+        <w:t xml:space="preserve">## [6,] 2.925963 -3.113448  0.61063886</w:t>
       </w:r>
     </w:p>
     <w:p>

--- a/examples/autoencoder/doc/autoenc_adv_e.docx
+++ b/examples/autoencoder/doc/autoenc_adv_e.docx
@@ -1445,61 +1445,61 @@
         <w:rPr>
           <w:rStyle w:val="VerbatimChar"/>
         </w:rPr>
-        <w:t xml:space="preserve">##          [,1]      [,2]        [,3]</w:t>
-      </w:r>
-      <w:r>
-        <w:br/>
-      </w:r>
-      <w:r>
-        <w:rPr>
-          <w:rStyle w:val="VerbatimChar"/>
-        </w:rPr>
-        <w:t xml:space="preserve">## [1,] 2.032652 -2.740311  0.25366449</w:t>
-      </w:r>
-      <w:r>
-        <w:br/>
-      </w:r>
-      <w:r>
-        <w:rPr>
-          <w:rStyle w:val="VerbatimChar"/>
-        </w:rPr>
-        <w:t xml:space="preserve">## [2,] 3.987633 -3.261802 -0.02509055</w:t>
-      </w:r>
-      <w:r>
-        <w:br/>
-      </w:r>
-      <w:r>
-        <w:rPr>
-          <w:rStyle w:val="VerbatimChar"/>
-        </w:rPr>
-        <w:t xml:space="preserve">## [3,] 4.556857 -5.503807  1.47335052</w:t>
-      </w:r>
-      <w:r>
-        <w:br/>
-      </w:r>
-      <w:r>
-        <w:rPr>
-          <w:rStyle w:val="VerbatimChar"/>
-        </w:rPr>
-        <w:t xml:space="preserve">## [4,] 2.602871 -2.191081 -0.04962736</w:t>
-      </w:r>
-      <w:r>
-        <w:br/>
-      </w:r>
-      <w:r>
-        <w:rPr>
-          <w:rStyle w:val="VerbatimChar"/>
-        </w:rPr>
-        <w:t xml:space="preserve">## [5,] 1.794461 -2.832208 -0.50071669</w:t>
-      </w:r>
-      <w:r>
-        <w:br/>
-      </w:r>
-      <w:r>
-        <w:rPr>
-          <w:rStyle w:val="VerbatimChar"/>
-        </w:rPr>
-        <w:t xml:space="preserve">## [6,] 2.925963 -3.113448  0.61063886</w:t>
+        <w:t xml:space="preserve">##          [,1]      [,2]       [,3]</w:t>
+      </w:r>
+      <w:r>
+        <w:br/>
+      </w:r>
+      <w:r>
+        <w:rPr>
+          <w:rStyle w:val="VerbatimChar"/>
+        </w:rPr>
+        <w:t xml:space="preserve">## [1,] 2.027945 -2.737833  0.2320026</w:t>
+      </w:r>
+      <w:r>
+        <w:br/>
+      </w:r>
+      <w:r>
+        <w:rPr>
+          <w:rStyle w:val="VerbatimChar"/>
+        </w:rPr>
+        <w:t xml:space="preserve">## [2,] 3.952332 -3.290424 -0.1719652</w:t>
+      </w:r>
+      <w:r>
+        <w:br/>
+      </w:r>
+      <w:r>
+        <w:rPr>
+          <w:rStyle w:val="VerbatimChar"/>
+        </w:rPr>
+        <w:t xml:space="preserve">## [3,] 4.515033 -5.715382  1.3344424</w:t>
+      </w:r>
+      <w:r>
+        <w:br/>
+      </w:r>
+      <w:r>
+        <w:rPr>
+          <w:rStyle w:val="VerbatimChar"/>
+        </w:rPr>
+        <w:t xml:space="preserve">## [4,] 2.569478 -2.222550 -0.1264751</w:t>
+      </w:r>
+      <w:r>
+        <w:br/>
+      </w:r>
+      <w:r>
+        <w:rPr>
+          <w:rStyle w:val="VerbatimChar"/>
+        </w:rPr>
+        <w:t xml:space="preserve">## [5,] 1.817270 -2.908591 -0.6222044</w:t>
+      </w:r>
+      <w:r>
+        <w:br/>
+      </w:r>
+      <w:r>
+        <w:rPr>
+          <w:rStyle w:val="VerbatimChar"/>
+        </w:rPr>
+        <w:t xml:space="preserve">## [6,] 2.902703 -3.154332  0.5882537</w:t>
       </w:r>
     </w:p>
     <w:p>

--- a/examples/autoencoder/doc/autoenc_adv_e.docx
+++ b/examples/autoencoder/doc/autoenc_adv_e.docx
@@ -1445,61 +1445,61 @@
         <w:rPr>
           <w:rStyle w:val="VerbatimChar"/>
         </w:rPr>
-        <w:t xml:space="preserve">##          [,1]      [,2]       [,3]</w:t>
-      </w:r>
-      <w:r>
-        <w:br/>
-      </w:r>
-      <w:r>
-        <w:rPr>
-          <w:rStyle w:val="VerbatimChar"/>
-        </w:rPr>
-        <w:t xml:space="preserve">## [1,] 2.027945 -2.737833  0.2320026</w:t>
-      </w:r>
-      <w:r>
-        <w:br/>
-      </w:r>
-      <w:r>
-        <w:rPr>
-          <w:rStyle w:val="VerbatimChar"/>
-        </w:rPr>
-        <w:t xml:space="preserve">## [2,] 3.952332 -3.290424 -0.1719652</w:t>
-      </w:r>
-      <w:r>
-        <w:br/>
-      </w:r>
-      <w:r>
-        <w:rPr>
-          <w:rStyle w:val="VerbatimChar"/>
-        </w:rPr>
-        <w:t xml:space="preserve">## [3,] 4.515033 -5.715382  1.3344424</w:t>
-      </w:r>
-      <w:r>
-        <w:br/>
-      </w:r>
-      <w:r>
-        <w:rPr>
-          <w:rStyle w:val="VerbatimChar"/>
-        </w:rPr>
-        <w:t xml:space="preserve">## [4,] 2.569478 -2.222550 -0.1264751</w:t>
-      </w:r>
-      <w:r>
-        <w:br/>
-      </w:r>
-      <w:r>
-        <w:rPr>
-          <w:rStyle w:val="VerbatimChar"/>
-        </w:rPr>
-        <w:t xml:space="preserve">## [5,] 1.817270 -2.908591 -0.6222044</w:t>
-      </w:r>
-      <w:r>
-        <w:br/>
-      </w:r>
-      <w:r>
-        <w:rPr>
-          <w:rStyle w:val="VerbatimChar"/>
-        </w:rPr>
-        <w:t xml:space="preserve">## [6,] 2.902703 -3.154332  0.5882537</w:t>
+        <w:t xml:space="preserve">##          [,1]      [,2]        [,3]</w:t>
+      </w:r>
+      <w:r>
+        <w:br/>
+      </w:r>
+      <w:r>
+        <w:rPr>
+          <w:rStyle w:val="VerbatimChar"/>
+        </w:rPr>
+        <w:t xml:space="preserve">## [1,] 2.019407 -2.779884  0.23066519</w:t>
+      </w:r>
+      <w:r>
+        <w:br/>
+      </w:r>
+      <w:r>
+        <w:rPr>
+          <w:rStyle w:val="VerbatimChar"/>
+        </w:rPr>
+        <w:t xml:space="preserve">## [2,] 3.936047 -3.396485 -0.06978224</w:t>
+      </w:r>
+      <w:r>
+        <w:br/>
+      </w:r>
+      <w:r>
+        <w:rPr>
+          <w:rStyle w:val="VerbatimChar"/>
+        </w:rPr>
+        <w:t xml:space="preserve">## [3,] 4.535499 -5.827958  1.34327698</w:t>
+      </w:r>
+      <w:r>
+        <w:br/>
+      </w:r>
+      <w:r>
+        <w:rPr>
+          <w:rStyle w:val="VerbatimChar"/>
+        </w:rPr>
+        <w:t xml:space="preserve">## [4,] 2.559961 -2.303020 -0.12271944</w:t>
+      </w:r>
+      <w:r>
+        <w:br/>
+      </w:r>
+      <w:r>
+        <w:rPr>
+          <w:rStyle w:val="VerbatimChar"/>
+        </w:rPr>
+        <w:t xml:space="preserve">## [5,] 1.810667 -2.993394 -0.55780262</w:t>
+      </w:r>
+      <w:r>
+        <w:br/>
+      </w:r>
+      <w:r>
+        <w:rPr>
+          <w:rStyle w:val="VerbatimChar"/>
+        </w:rPr>
+        <w:t xml:space="preserve">## [6,] 2.919634 -3.183045  0.57492810</w:t>
       </w:r>
     </w:p>
     <w:p>

--- a/examples/autoencoder/doc/autoenc_adv_e.docx
+++ b/examples/autoencoder/doc/autoenc_adv_e.docx
@@ -1445,61 +1445,61 @@
         <w:rPr>
           <w:rStyle w:val="VerbatimChar"/>
         </w:rPr>
-        <w:t xml:space="preserve">##          [,1]      [,2]        [,3]</w:t>
-      </w:r>
-      <w:r>
-        <w:br/>
-      </w:r>
-      <w:r>
-        <w:rPr>
-          <w:rStyle w:val="VerbatimChar"/>
-        </w:rPr>
-        <w:t xml:space="preserve">## [1,] 2.019407 -2.779884  0.23066519</w:t>
-      </w:r>
-      <w:r>
-        <w:br/>
-      </w:r>
-      <w:r>
-        <w:rPr>
-          <w:rStyle w:val="VerbatimChar"/>
-        </w:rPr>
-        <w:t xml:space="preserve">## [2,] 3.936047 -3.396485 -0.06978224</w:t>
-      </w:r>
-      <w:r>
-        <w:br/>
-      </w:r>
-      <w:r>
-        <w:rPr>
-          <w:rStyle w:val="VerbatimChar"/>
-        </w:rPr>
-        <w:t xml:space="preserve">## [3,] 4.535499 -5.827958  1.34327698</w:t>
-      </w:r>
-      <w:r>
-        <w:br/>
-      </w:r>
-      <w:r>
-        <w:rPr>
-          <w:rStyle w:val="VerbatimChar"/>
-        </w:rPr>
-        <w:t xml:space="preserve">## [4,] 2.559961 -2.303020 -0.12271944</w:t>
-      </w:r>
-      <w:r>
-        <w:br/>
-      </w:r>
-      <w:r>
-        <w:rPr>
-          <w:rStyle w:val="VerbatimChar"/>
-        </w:rPr>
-        <w:t xml:space="preserve">## [5,] 1.810667 -2.993394 -0.55780262</w:t>
-      </w:r>
-      <w:r>
-        <w:br/>
-      </w:r>
-      <w:r>
-        <w:rPr>
-          <w:rStyle w:val="VerbatimChar"/>
-        </w:rPr>
-        <w:t xml:space="preserve">## [6,] 2.919634 -3.183045  0.57492810</w:t>
+        <w:t xml:space="preserve">##          [,1]      [,2]       [,3]</w:t>
+      </w:r>
+      <w:r>
+        <w:br/>
+      </w:r>
+      <w:r>
+        <w:rPr>
+          <w:rStyle w:val="VerbatimChar"/>
+        </w:rPr>
+        <w:t xml:space="preserve">## [1,] 2.146228 -2.619919  0.1454797</w:t>
+      </w:r>
+      <w:r>
+        <w:br/>
+      </w:r>
+      <w:r>
+        <w:rPr>
+          <w:rStyle w:val="VerbatimChar"/>
+        </w:rPr>
+        <w:t xml:space="preserve">## [2,] 4.192410 -3.150122 -0.1304291</w:t>
+      </w:r>
+      <w:r>
+        <w:br/>
+      </w:r>
+      <w:r>
+        <w:rPr>
+          <w:rStyle w:val="VerbatimChar"/>
+        </w:rPr>
+        <w:t xml:space="preserve">## [3,] 4.695693 -5.450057  1.2978349</w:t>
+      </w:r>
+      <w:r>
+        <w:br/>
+      </w:r>
+      <w:r>
+        <w:rPr>
+          <w:rStyle w:val="VerbatimChar"/>
+        </w:rPr>
+        <w:t xml:space="preserve">## [4,] 2.717813 -1.995731 -0.1750576</w:t>
+      </w:r>
+      <w:r>
+        <w:br/>
+      </w:r>
+      <w:r>
+        <w:rPr>
+          <w:rStyle w:val="VerbatimChar"/>
+        </w:rPr>
+        <w:t xml:space="preserve">## [5,] 1.948317 -2.804108 -0.5899492</w:t>
+      </w:r>
+      <w:r>
+        <w:br/>
+      </w:r>
+      <w:r>
+        <w:rPr>
+          <w:rStyle w:val="VerbatimChar"/>
+        </w:rPr>
+        <w:t xml:space="preserve">## [6,] 3.005805 -3.083197  0.5103476</w:t>
       </w:r>
     </w:p>
     <w:p>

--- a/examples/autoencoder/doc/autoenc_adv_e.docx
+++ b/examples/autoencoder/doc/autoenc_adv_e.docx
@@ -2,7 +2,7 @@
 <file path=word/document.xml><?xml version="1.0" encoding="utf-8"?>
 <w:document xmlns:w="http://schemas.openxmlformats.org/wordprocessingml/2006/main" xmlns:m="http://schemas.openxmlformats.org/officeDocument/2006/math" xmlns:r="http://schemas.openxmlformats.org/officeDocument/2006/relationships" xmlns:o="urn:schemas-microsoft-com:office:office" xmlns:v="urn:schemas-microsoft-com:vml" xmlns:w10="urn:schemas-microsoft-com:office:word" xmlns:a="http://schemas.openxmlformats.org/drawingml/2006/main" xmlns:pic="http://schemas.openxmlformats.org/drawingml/2006/picture" xmlns:wp="http://schemas.openxmlformats.org/drawingml/2006/wordprocessingDrawing">
   <w:body>
-    <w:bookmarkStart w:id="23" w:name="adversarial-autoencoder-encode"/>
+    <w:bookmarkStart w:id="12" w:name="adversarial-autoencoder-encode"/>
     <w:p>
       <w:pPr>
         <w:pStyle w:val="Heading2"/>
@@ -952,7 +952,7 @@
         <w:rPr>
           <w:rStyle w:val="CommentTok"/>
         </w:rPr>
-        <w:t xml:space="preserve"># Learning curves (train and validation loss per epoch)</w:t>
+        <w:t xml:space="preserve"># Learning curves</w:t>
       </w:r>
       <w:r>
         <w:br/>
@@ -1010,195 +1010,414 @@
       </w:r>
       <w:r>
         <w:rPr>
+          <w:rStyle w:val="FunctionTok"/>
+        </w:rPr>
+        <w:t xml:space="preserve">seq_along</w:t>
+      </w:r>
+      <w:r>
+        <w:rPr>
+          <w:rStyle w:val="NormalTok"/>
+        </w:rPr>
+        <w:t xml:space="preserve">(auto</w:t>
+      </w:r>
+      <w:r>
+        <w:rPr>
+          <w:rStyle w:val="SpecialCharTok"/>
+        </w:rPr>
+        <w:t xml:space="preserve">$</w:t>
+      </w:r>
+      <w:r>
+        <w:rPr>
+          <w:rStyle w:val="NormalTok"/>
+        </w:rPr>
+        <w:t xml:space="preserve">train_loss),</w:t>
+      </w:r>
+      <w:r>
+        <w:br/>
+      </w:r>
+      <w:r>
+        <w:rPr>
+          <w:rStyle w:val="NormalTok"/>
+        </w:rPr>
+        <w:t xml:space="preserve">  </w:t>
+      </w:r>
+      <w:r>
+        <w:rPr>
+          <w:rStyle w:val="AttributeTok"/>
+        </w:rPr>
+        <w:t xml:space="preserve">train_loss =</w:t>
+      </w:r>
+      <w:r>
+        <w:rPr>
+          <w:rStyle w:val="NormalTok"/>
+        </w:rPr>
+        <w:t xml:space="preserve"> auto</w:t>
+      </w:r>
+      <w:r>
+        <w:rPr>
+          <w:rStyle w:val="SpecialCharTok"/>
+        </w:rPr>
+        <w:t xml:space="preserve">$</w:t>
+      </w:r>
+      <w:r>
+        <w:rPr>
+          <w:rStyle w:val="NormalTok"/>
+        </w:rPr>
+        <w:t xml:space="preserve">train_loss</w:t>
+      </w:r>
+      <w:r>
+        <w:br/>
+      </w:r>
+      <w:r>
+        <w:rPr>
+          <w:rStyle w:val="NormalTok"/>
+        </w:rPr>
+        <w:t xml:space="preserve">)</w:t>
+      </w:r>
+      <w:r>
+        <w:br/>
+      </w:r>
+      <w:r>
+        <w:rPr>
+          <w:rStyle w:val="ControlFlowTok"/>
+        </w:rPr>
+        <w:t xml:space="preserve">if</w:t>
+      </w:r>
+      <w:r>
+        <w:rPr>
+          <w:rStyle w:val="NormalTok"/>
+        </w:rPr>
+        <w:t xml:space="preserve"> (</w:t>
+      </w:r>
+      <w:r>
+        <w:rPr>
+          <w:rStyle w:val="SpecialCharTok"/>
+        </w:rPr>
+        <w:t xml:space="preserve">!</w:t>
+      </w:r>
+      <w:r>
+        <w:rPr>
+          <w:rStyle w:val="FunctionTok"/>
+        </w:rPr>
+        <w:t xml:space="preserve">is.null</w:t>
+      </w:r>
+      <w:r>
+        <w:rPr>
+          <w:rStyle w:val="NormalTok"/>
+        </w:rPr>
+        <w:t xml:space="preserve">(auto</w:t>
+      </w:r>
+      <w:r>
+        <w:rPr>
+          <w:rStyle w:val="SpecialCharTok"/>
+        </w:rPr>
+        <w:t xml:space="preserve">$</w:t>
+      </w:r>
+      <w:r>
+        <w:rPr>
+          <w:rStyle w:val="NormalTok"/>
+        </w:rPr>
+        <w:t xml:space="preserve">val_loss) </w:t>
+      </w:r>
+      <w:r>
+        <w:rPr>
+          <w:rStyle w:val="SpecialCharTok"/>
+        </w:rPr>
+        <w:t xml:space="preserve">&amp;&amp;</w:t>
+      </w:r>
+      <w:r>
+        <w:rPr>
+          <w:rStyle w:val="NormalTok"/>
+        </w:rPr>
+        <w:t xml:space="preserve"> </w:t>
+      </w:r>
+      <w:r>
+        <w:rPr>
+          <w:rStyle w:val="FunctionTok"/>
+        </w:rPr>
+        <w:t xml:space="preserve">length</w:t>
+      </w:r>
+      <w:r>
+        <w:rPr>
+          <w:rStyle w:val="NormalTok"/>
+        </w:rPr>
+        <w:t xml:space="preserve">(auto</w:t>
+      </w:r>
+      <w:r>
+        <w:rPr>
+          <w:rStyle w:val="SpecialCharTok"/>
+        </w:rPr>
+        <w:t xml:space="preserve">$</w:t>
+      </w:r>
+      <w:r>
+        <w:rPr>
+          <w:rStyle w:val="NormalTok"/>
+        </w:rPr>
+        <w:t xml:space="preserve">val_loss) </w:t>
+      </w:r>
+      <w:r>
+        <w:rPr>
+          <w:rStyle w:val="SpecialCharTok"/>
+        </w:rPr>
+        <w:t xml:space="preserve">&gt;</w:t>
+      </w:r>
+      <w:r>
+        <w:rPr>
+          <w:rStyle w:val="NormalTok"/>
+        </w:rPr>
+        <w:t xml:space="preserve"> </w:t>
+      </w:r>
+      <w:r>
+        <w:rPr>
           <w:rStyle w:val="DecValTok"/>
         </w:rPr>
-        <w:t xml:space="preserve">1</w:t>
+        <w:t xml:space="preserve">0</w:t>
+      </w:r>
+      <w:r>
+        <w:rPr>
+          <w:rStyle w:val="NormalTok"/>
+        </w:rPr>
+        <w:t xml:space="preserve">) {</w:t>
+      </w:r>
+      <w:r>
+        <w:br/>
+      </w:r>
+      <w:r>
+        <w:rPr>
+          <w:rStyle w:val="NormalTok"/>
+        </w:rPr>
+        <w:t xml:space="preserve">  fit_loss</w:t>
       </w:r>
       <w:r>
         <w:rPr>
           <w:rStyle w:val="SpecialCharTok"/>
         </w:rPr>
-        <w:t xml:space="preserve">:</w:t>
+        <w:t xml:space="preserve">$</w:t>
+      </w:r>
+      <w:r>
+        <w:rPr>
+          <w:rStyle w:val="NormalTok"/>
+        </w:rPr>
+        <w:t xml:space="preserve">val_loss </w:t>
+      </w:r>
+      <w:r>
+        <w:rPr>
+          <w:rStyle w:val="OtherTok"/>
+        </w:rPr>
+        <w:t xml:space="preserve">&lt;-</w:t>
+      </w:r>
+      <w:r>
+        <w:rPr>
+          <w:rStyle w:val="NormalTok"/>
+        </w:rPr>
+        <w:t xml:space="preserve"> auto</w:t>
+      </w:r>
+      <w:r>
+        <w:rPr>
+          <w:rStyle w:val="SpecialCharTok"/>
+        </w:rPr>
+        <w:t xml:space="preserve">$</w:t>
+      </w:r>
+      <w:r>
+        <w:rPr>
+          <w:rStyle w:val="NormalTok"/>
+        </w:rPr>
+        <w:t xml:space="preserve">val_loss</w:t>
+      </w:r>
+      <w:r>
+        <w:br/>
+      </w:r>
+      <w:r>
+        <w:rPr>
+          <w:rStyle w:val="NormalTok"/>
+        </w:rPr>
+        <w:t xml:space="preserve">}</w:t>
+      </w:r>
+      <w:r>
+        <w:br/>
+      </w:r>
+      <w:r>
+        <w:rPr>
+          <w:rStyle w:val="NormalTok"/>
+        </w:rPr>
+        <w:t xml:space="preserve">colors </w:t>
+      </w:r>
+      <w:r>
+        <w:rPr>
+          <w:rStyle w:val="OtherTok"/>
+        </w:rPr>
+        <w:t xml:space="preserve">&lt;-</w:t>
+      </w:r>
+      <w:r>
+        <w:rPr>
+          <w:rStyle w:val="NormalTok"/>
+        </w:rPr>
+        <w:t xml:space="preserve"> </w:t>
+      </w:r>
+      <w:r>
+        <w:rPr>
+          <w:rStyle w:val="ControlFlowTok"/>
+        </w:rPr>
+        <w:t xml:space="preserve">if</w:t>
+      </w:r>
+      <w:r>
+        <w:rPr>
+          <w:rStyle w:val="NormalTok"/>
+        </w:rPr>
+        <w:t xml:space="preserve"> (</w:t>
+      </w:r>
+      <w:r>
+        <w:rPr>
+          <w:rStyle w:val="StringTok"/>
+        </w:rPr>
+        <w:t xml:space="preserve">"val_loss"</w:t>
+      </w:r>
+      <w:r>
+        <w:rPr>
+          <w:rStyle w:val="NormalTok"/>
+        </w:rPr>
+        <w:t xml:space="preserve"> </w:t>
+      </w:r>
+      <w:r>
+        <w:rPr>
+          <w:rStyle w:val="SpecialCharTok"/>
+        </w:rPr>
+        <w:t xml:space="preserve">%in%</w:t>
+      </w:r>
+      <w:r>
+        <w:rPr>
+          <w:rStyle w:val="NormalTok"/>
+        </w:rPr>
+        <w:t xml:space="preserve"> </w:t>
       </w:r>
       <w:r>
         <w:rPr>
           <w:rStyle w:val="FunctionTok"/>
         </w:rPr>
-        <w:t xml:space="preserve">length</w:t>
-      </w:r>
-      <w:r>
-        <w:rPr>
-          <w:rStyle w:val="NormalTok"/>
-        </w:rPr>
-        <w:t xml:space="preserve">(auto</w:t>
-      </w:r>
-      <w:r>
-        <w:rPr>
-          <w:rStyle w:val="SpecialCharTok"/>
-        </w:rPr>
-        <w:t xml:space="preserve">$</w:t>
-      </w:r>
-      <w:r>
-        <w:rPr>
-          <w:rStyle w:val="NormalTok"/>
-        </w:rPr>
-        <w:t xml:space="preserve">train_loss),</w:t>
-      </w:r>
-      <w:r>
-        <w:br/>
-      </w:r>
-      <w:r>
-        <w:rPr>
-          <w:rStyle w:val="NormalTok"/>
-        </w:rPr>
-        <w:t xml:space="preserve">  </w:t>
+        <w:t xml:space="preserve">names</w:t>
+      </w:r>
+      <w:r>
+        <w:rPr>
+          <w:rStyle w:val="NormalTok"/>
+        </w:rPr>
+        <w:t xml:space="preserve">(fit_loss)) </w:t>
+      </w:r>
+      <w:r>
+        <w:rPr>
+          <w:rStyle w:val="FunctionTok"/>
+        </w:rPr>
+        <w:t xml:space="preserve">c</w:t>
+      </w:r>
+      <w:r>
+        <w:rPr>
+          <w:rStyle w:val="NormalTok"/>
+        </w:rPr>
+        <w:t xml:space="preserve">(</w:t>
+      </w:r>
+      <w:r>
+        <w:rPr>
+          <w:rStyle w:val="StringTok"/>
+        </w:rPr>
+        <w:t xml:space="preserve">"Blue"</w:t>
+      </w:r>
+      <w:r>
+        <w:rPr>
+          <w:rStyle w:val="NormalTok"/>
+        </w:rPr>
+        <w:t xml:space="preserve">, </w:t>
+      </w:r>
+      <w:r>
+        <w:rPr>
+          <w:rStyle w:val="StringTok"/>
+        </w:rPr>
+        <w:t xml:space="preserve">"Orange"</w:t>
+      </w:r>
+      <w:r>
+        <w:rPr>
+          <w:rStyle w:val="NormalTok"/>
+        </w:rPr>
+        <w:t xml:space="preserve">) </w:t>
+      </w:r>
+      <w:r>
+        <w:rPr>
+          <w:rStyle w:val="ControlFlowTok"/>
+        </w:rPr>
+        <w:t xml:space="preserve">else</w:t>
+      </w:r>
+      <w:r>
+        <w:rPr>
+          <w:rStyle w:val="NormalTok"/>
+        </w:rPr>
+        <w:t xml:space="preserve"> </w:t>
+      </w:r>
+      <w:r>
+        <w:rPr>
+          <w:rStyle w:val="FunctionTok"/>
+        </w:rPr>
+        <w:t xml:space="preserve">c</w:t>
+      </w:r>
+      <w:r>
+        <w:rPr>
+          <w:rStyle w:val="NormalTok"/>
+        </w:rPr>
+        <w:t xml:space="preserve">(</w:t>
+      </w:r>
+      <w:r>
+        <w:rPr>
+          <w:rStyle w:val="StringTok"/>
+        </w:rPr>
+        <w:t xml:space="preserve">"Blue"</w:t>
+      </w:r>
+      <w:r>
+        <w:rPr>
+          <w:rStyle w:val="NormalTok"/>
+        </w:rPr>
+        <w:t xml:space="preserve">)</w:t>
+      </w:r>
+      <w:r>
+        <w:br/>
+      </w:r>
+      <w:r>
+        <w:rPr>
+          <w:rStyle w:val="NormalTok"/>
+        </w:rPr>
+        <w:t xml:space="preserve">grf </w:t>
+      </w:r>
+      <w:r>
+        <w:rPr>
+          <w:rStyle w:val="OtherTok"/>
+        </w:rPr>
+        <w:t xml:space="preserve">&lt;-</w:t>
+      </w:r>
+      <w:r>
+        <w:rPr>
+          <w:rStyle w:val="NormalTok"/>
+        </w:rPr>
+        <w:t xml:space="preserve"> </w:t>
+      </w:r>
+      <w:r>
+        <w:rPr>
+          <w:rStyle w:val="FunctionTok"/>
+        </w:rPr>
+        <w:t xml:space="preserve">plot_series</w:t>
+      </w:r>
+      <w:r>
+        <w:rPr>
+          <w:rStyle w:val="NormalTok"/>
+        </w:rPr>
+        <w:t xml:space="preserve">(fit_loss, </w:t>
       </w:r>
       <w:r>
         <w:rPr>
           <w:rStyle w:val="AttributeTok"/>
         </w:rPr>
-        <w:t xml:space="preserve">train_loss =</w:t>
-      </w:r>
-      <w:r>
-        <w:rPr>
-          <w:rStyle w:val="NormalTok"/>
-        </w:rPr>
-        <w:t xml:space="preserve"> auto</w:t>
-      </w:r>
-      <w:r>
-        <w:rPr>
-          <w:rStyle w:val="SpecialCharTok"/>
-        </w:rPr>
-        <w:t xml:space="preserve">$</w:t>
-      </w:r>
-      <w:r>
-        <w:rPr>
-          <w:rStyle w:val="NormalTok"/>
-        </w:rPr>
-        <w:t xml:space="preserve">train_loss,</w:t>
-      </w:r>
-      <w:r>
-        <w:br/>
-      </w:r>
-      <w:r>
-        <w:rPr>
-          <w:rStyle w:val="NormalTok"/>
-        </w:rPr>
-        <w:t xml:space="preserve">  </w:t>
-      </w:r>
-      <w:r>
-        <w:rPr>
-          <w:rStyle w:val="AttributeTok"/>
-        </w:rPr>
-        <w:t xml:space="preserve">val_loss =</w:t>
-      </w:r>
-      <w:r>
-        <w:rPr>
-          <w:rStyle w:val="NormalTok"/>
-        </w:rPr>
-        <w:t xml:space="preserve"> auto</w:t>
-      </w:r>
-      <w:r>
-        <w:rPr>
-          <w:rStyle w:val="SpecialCharTok"/>
-        </w:rPr>
-        <w:t xml:space="preserve">$</w:t>
-      </w:r>
-      <w:r>
-        <w:rPr>
-          <w:rStyle w:val="NormalTok"/>
-        </w:rPr>
-        <w:t xml:space="preserve">val_loss</w:t>
-      </w:r>
-      <w:r>
-        <w:br/>
-      </w:r>
-      <w:r>
-        <w:rPr>
-          <w:rStyle w:val="NormalTok"/>
-        </w:rPr>
-        <w:t xml:space="preserve">)</w:t>
-      </w:r>
-      <w:r>
-        <w:br/>
-      </w:r>
-      <w:r>
-        <w:rPr>
-          <w:rStyle w:val="NormalTok"/>
-        </w:rPr>
-        <w:t xml:space="preserve">grf </w:t>
-      </w:r>
-      <w:r>
-        <w:rPr>
-          <w:rStyle w:val="OtherTok"/>
-        </w:rPr>
-        <w:t xml:space="preserve">&lt;-</w:t>
-      </w:r>
-      <w:r>
-        <w:rPr>
-          <w:rStyle w:val="NormalTok"/>
-        </w:rPr>
-        <w:t xml:space="preserve"> </w:t>
-      </w:r>
-      <w:r>
-        <w:rPr>
-          <w:rStyle w:val="FunctionTok"/>
-        </w:rPr>
-        <w:t xml:space="preserve">plot_series</w:t>
-      </w:r>
-      <w:r>
-        <w:rPr>
-          <w:rStyle w:val="NormalTok"/>
-        </w:rPr>
-        <w:t xml:space="preserve">(fit_loss, </w:t>
-      </w:r>
-      <w:r>
-        <w:rPr>
-          <w:rStyle w:val="AttributeTok"/>
-        </w:rPr>
         <w:t xml:space="preserve">colors =</w:t>
       </w:r>
       <w:r>
         <w:rPr>
           <w:rStyle w:val="NormalTok"/>
         </w:rPr>
-        <w:t xml:space="preserve"> </w:t>
-      </w:r>
-      <w:r>
-        <w:rPr>
-          <w:rStyle w:val="FunctionTok"/>
-        </w:rPr>
-        <w:t xml:space="preserve">c</w:t>
-      </w:r>
-      <w:r>
-        <w:rPr>
-          <w:rStyle w:val="NormalTok"/>
-        </w:rPr>
-        <w:t xml:space="preserve">(</w:t>
-      </w:r>
-      <w:r>
-        <w:rPr>
-          <w:rStyle w:val="StringTok"/>
-        </w:rPr>
-        <w:t xml:space="preserve">'Blue'</w:t>
-      </w:r>
-      <w:r>
-        <w:rPr>
-          <w:rStyle w:val="NormalTok"/>
-        </w:rPr>
-        <w:t xml:space="preserve">, </w:t>
-      </w:r>
-      <w:r>
-        <w:rPr>
-          <w:rStyle w:val="StringTok"/>
-        </w:rPr>
-        <w:t xml:space="preserve">'Orange'</w:t>
-      </w:r>
-      <w:r>
-        <w:rPr>
-          <w:rStyle w:val="NormalTok"/>
-        </w:rPr>
-        <w:t xml:space="preserve">))</w:t>
+        <w:t xml:space="preserve"> colors)</w:t>
       </w:r>
       <w:r>
         <w:br/>
@@ -1225,18 +1444,18 @@
           <wp:inline>
             <wp:extent cx="4620126" cy="3696101"/>
             <wp:effectExtent b="0" l="0" r="0" t="0"/>
-            <wp:docPr descr="" title="" id="21" name="Picture"/>
+            <wp:docPr descr="" title="" id="10" name="Picture"/>
             <a:graphic>
               <a:graphicData uri="http://schemas.openxmlformats.org/drawingml/2006/picture">
                 <pic:pic>
                   <pic:nvPicPr>
-                    <pic:cNvPr descr="/home/gpca/daltoolboxdp/examples/autoencoder/doc/autoenc_adv_e_files/figure-docx/unnamed-chunk-7-1.png" id="22" name="Picture"/>
+                    <pic:cNvPr descr="C:\Git\dal\daltoolboxdp\examples\autoencoder\doc\autoenc_adv_e_files/f092827bac36fa6a06167a4d8b2edca26568ea3a.png" id="11" name="Picture"/>
                     <pic:cNvPicPr>
                       <a:picLocks noChangeArrowheads="1" noChangeAspect="1"/>
                     </pic:cNvPicPr>
                   </pic:nvPicPr>
                   <pic:blipFill>
-                    <a:blip r:embed="rId20"/>
+                    <a:blip r:embed="rId9"/>
                     <a:stretch>
                       <a:fillRect/>
                     </a:stretch>
@@ -1445,7 +1664,7 @@
         <w:rPr>
           <w:rStyle w:val="VerbatimChar"/>
         </w:rPr>
-        <w:t xml:space="preserve">##          [,1]      [,2]       [,3]</w:t>
+        <w:t xml:space="preserve">##            [,1]      [,2]      [,3]</w:t>
       </w:r>
       <w:r>
         <w:br/>
@@ -1454,7 +1673,7 @@
         <w:rPr>
           <w:rStyle w:val="VerbatimChar"/>
         </w:rPr>
-        <w:t xml:space="preserve">## [1,] 2.146228 -2.619919  0.1454797</w:t>
+        <w:t xml:space="preserve">## [1,]  4.2359324 -3.786194 -3.387487</w:t>
       </w:r>
       <w:r>
         <w:br/>
@@ -1463,7 +1682,7 @@
         <w:rPr>
           <w:rStyle w:val="VerbatimChar"/>
         </w:rPr>
-        <w:t xml:space="preserve">## [2,] 4.192410 -3.150122 -0.1304291</w:t>
+        <w:t xml:space="preserve">## [2,]  3.1789834 -5.089138 -4.084356</w:t>
       </w:r>
       <w:r>
         <w:br/>
@@ -1472,7 +1691,7 @@
         <w:rPr>
           <w:rStyle w:val="VerbatimChar"/>
         </w:rPr>
-        <w:t xml:space="preserve">## [3,] 4.695693 -5.450057  1.2978349</w:t>
+        <w:t xml:space="preserve">## [3,]  1.9306998 -5.901231 -4.613087</w:t>
       </w:r>
       <w:r>
         <w:br/>
@@ -1481,7 +1700,7 @@
         <w:rPr>
           <w:rStyle w:val="VerbatimChar"/>
         </w:rPr>
-        <w:t xml:space="preserve">## [4,] 2.717813 -1.995731 -0.1750576</w:t>
+        <w:t xml:space="preserve">## [4,]  0.6903353 -6.243255 -4.951740</w:t>
       </w:r>
       <w:r>
         <w:br/>
@@ -1490,7 +1709,7 @@
         <w:rPr>
           <w:rStyle w:val="VerbatimChar"/>
         </w:rPr>
-        <w:t xml:space="preserve">## [5,] 1.948317 -2.804108 -0.5899492</w:t>
+        <w:t xml:space="preserve">## [5,] -0.6409256 -6.204493 -5.153868</w:t>
       </w:r>
       <w:r>
         <w:br/>
@@ -1499,7 +1718,7 @@
         <w:rPr>
           <w:rStyle w:val="VerbatimChar"/>
         </w:rPr>
-        <w:t xml:space="preserve">## [6,] 3.005805 -3.083197  0.5103476</w:t>
+        <w:t xml:space="preserve">## [6,] -1.9742749 -5.743860 -5.169721</w:t>
       </w:r>
     </w:p>
     <w:p>
@@ -1516,7 +1735,7 @@
         <w:t xml:space="preserve">- Makhzani, A., Shlens, J., Jaitly, N., Goodfellow, I., &amp; Frey, B. (2015). Adversarial Autoencoders. arXiv:1511.05644.</w:t>
       </w:r>
     </w:p>
-    <w:bookmarkEnd w:id="23"/>
+    <w:bookmarkEnd w:id="12"/>
     <w:sectPr>
       <w:footnotePr>
         <w:numRestart w:val="eachSect"/>
@@ -1638,10 +1857,10 @@
   <w:docDefaults>
     <w:rPrDefault>
       <w:rPr>
-        <w:rFonts w:asciiTheme="minorHAnsi" w:cstheme="minorBidi" w:eastAsiaTheme="minorHAnsi" w:hAnsiTheme="minorHAnsi"/>
+        <w:rFonts w:asciiTheme="minorHAnsi" w:cstheme="minorBidi" w:eastAsiaTheme="minorEastAsia" w:hAnsiTheme="minorHAnsi"/>
         <w:sz w:val="24"/>
         <w:szCs w:val="24"/>
-        <w:lang w:bidi="ar-SA" w:eastAsia="en-US" w:val="en-US"/>
+        <w:lang w:bidi="ar-SA" w:eastAsia="zh-CN" w:val="en-US"/>
       </w:rPr>
     </w:rPrDefault>
     <w:pPrDefault>
@@ -2182,13 +2401,6 @@
       </w:tblCellMar>
     </w:tblPr>
     <w:tblStylePr w:type="firstRow">
-      <w:tblPr>
-        <w:jc w:val="left"/>
-        <w:tblInd w:type="dxa" w:w="0"/>
-      </w:tblPr>
-      <w:trPr>
-        <w:jc w:val="left"/>
-      </w:trPr>
       <w:tcPr>
         <w:tcBorders>
           <w:bottom w:val="single"/>

--- a/examples/autoencoder/doc/autoenc_adv_e.docx
+++ b/examples/autoencoder/doc/autoenc_adv_e.docx
@@ -79,7 +79,7 @@
         <w:rPr>
           <w:rStyle w:val="VerbatimChar"/>
         </w:rPr>
-        <w:t xml:space="preserve">num_epochs</w:t>
+        <w:t xml:space="preserve">epochs</w:t>
       </w:r>
       <w:r>
         <w:t xml:space="preserve">,</w:t>
@@ -791,7 +791,7 @@
         <w:rPr>
           <w:rStyle w:val="CommentTok"/>
         </w:rPr>
-        <w:t xml:space="preserve"># - num_epochs: number of training epochs</w:t>
+        <w:t xml:space="preserve"># - epochs: number of training epochs</w:t>
       </w:r>
       <w:r>
         <w:br/>
@@ -878,7 +878,7 @@
         <w:rPr>
           <w:rStyle w:val="AttributeTok"/>
         </w:rPr>
-        <w:t xml:space="preserve">num_epochs =</w:t>
+        <w:t xml:space="preserve">epochs =</w:t>
       </w:r>
       <w:r>
         <w:rPr>
@@ -942,6 +942,185 @@
           <w:rStyle w:val="NormalTok"/>
         </w:rPr>
         <w:t xml:space="preserve">(auto, train)</w:t>
+      </w:r>
+    </w:p>
+    <w:p>
+      <w:pPr>
+        <w:pStyle w:val="FirstParagraph"/>
+      </w:pPr>
+      <w:r>
+        <w:t xml:space="preserve">Constructor configuration</w:t>
+      </w:r>
+      <w:r>
+        <w:t xml:space="preserve"> </w:t>
+      </w:r>
+      <w:r>
+        <w:t xml:space="preserve">- Fixed-epoch baseline: set</w:t>
+      </w:r>
+      <w:r>
+        <w:t xml:space="preserve"> </w:t>
+      </w:r>
+      <w:r>
+        <w:rPr>
+          <w:rStyle w:val="VerbatimChar"/>
+        </w:rPr>
+        <w:t xml:space="preserve">epochs</w:t>
+      </w:r>
+      <w:r>
+        <w:t xml:space="preserve"> </w:t>
+      </w:r>
+      <w:r>
+        <w:t xml:space="preserve">and keep</w:t>
+      </w:r>
+      <w:r>
+        <w:t xml:space="preserve"> </w:t>
+      </w:r>
+      <w:r>
+        <w:rPr>
+          <w:rStyle w:val="VerbatimChar"/>
+        </w:rPr>
+        <w:t xml:space="preserve">validation_strategy = "static"</w:t>
+      </w:r>
+      <w:r>
+        <w:t xml:space="preserve"> </w:t>
+      </w:r>
+      <w:r>
+        <w:t xml:space="preserve">with</w:t>
+      </w:r>
+      <w:r>
+        <w:t xml:space="preserve"> </w:t>
+      </w:r>
+      <w:r>
+        <w:rPr>
+          <w:rStyle w:val="VerbatimChar"/>
+        </w:rPr>
+        <w:t xml:space="preserve">stopping_rule = "none"</w:t>
+      </w:r>
+      <w:r>
+        <w:t xml:space="preserve">.</w:t>
+      </w:r>
+      <w:r>
+        <w:t xml:space="preserve"> </w:t>
+      </w:r>
+      <w:r>
+        <w:t xml:space="preserve">- Static early stopping: keep</w:t>
+      </w:r>
+      <w:r>
+        <w:t xml:space="preserve"> </w:t>
+      </w:r>
+      <w:r>
+        <w:rPr>
+          <w:rStyle w:val="VerbatimChar"/>
+        </w:rPr>
+        <w:t xml:space="preserve">validation_strategy = "static"</w:t>
+      </w:r>
+      <w:r>
+        <w:t xml:space="preserve"> </w:t>
+      </w:r>
+      <w:r>
+        <w:t xml:space="preserve">and choose</w:t>
+      </w:r>
+      <w:r>
+        <w:t xml:space="preserve"> </w:t>
+      </w:r>
+      <w:r>
+        <w:rPr>
+          <w:rStyle w:val="VerbatimChar"/>
+        </w:rPr>
+        <w:t xml:space="preserve">stopping_rule = "patience"</w:t>
+      </w:r>
+      <w:r>
+        <w:t xml:space="preserve">,</w:t>
+      </w:r>
+      <w:r>
+        <w:t xml:space="preserve"> </w:t>
+      </w:r>
+      <w:r>
+        <w:rPr>
+          <w:rStyle w:val="VerbatimChar"/>
+        </w:rPr>
+        <w:t xml:space="preserve">"sma"</w:t>
+      </w:r>
+      <w:r>
+        <w:t xml:space="preserve">,</w:t>
+      </w:r>
+      <w:r>
+        <w:t xml:space="preserve"> </w:t>
+      </w:r>
+      <w:r>
+        <w:rPr>
+          <w:rStyle w:val="VerbatimChar"/>
+        </w:rPr>
+        <w:t xml:space="preserve">"ema"</w:t>
+      </w:r>
+      <w:r>
+        <w:t xml:space="preserve">, or</w:t>
+      </w:r>
+      <w:r>
+        <w:t xml:space="preserve"> </w:t>
+      </w:r>
+      <w:r>
+        <w:rPr>
+          <w:rStyle w:val="VerbatimChar"/>
+        </w:rPr>
+        <w:t xml:space="preserve">"h"</w:t>
+      </w:r>
+      <w:r>
+        <w:t xml:space="preserve">.</w:t>
+      </w:r>
+      <w:r>
+        <w:t xml:space="preserve"> </w:t>
+      </w:r>
+      <w:r>
+        <w:t xml:space="preserve">- Dynamic early stopping: switch</w:t>
+      </w:r>
+      <w:r>
+        <w:t xml:space="preserve"> </w:t>
+      </w:r>
+      <w:r>
+        <w:rPr>
+          <w:rStyle w:val="VerbatimChar"/>
+        </w:rPr>
+        <w:t xml:space="preserve">validation_strategy = "dynamic"</w:t>
+      </w:r>
+      <w:r>
+        <w:t xml:space="preserve"> </w:t>
+      </w:r>
+      <w:r>
+        <w:t xml:space="preserve">and reuse the same stopping rules.</w:t>
+      </w:r>
+      <w:r>
+        <w:t xml:space="preserve"> </w:t>
+      </w:r>
+      <w:r>
+        <w:t xml:space="preserve">- The loss plot below always shows</w:t>
+      </w:r>
+      <w:r>
+        <w:t xml:space="preserve"> </w:t>
+      </w:r>
+      <w:r>
+        <w:rPr>
+          <w:rStyle w:val="VerbatimChar"/>
+        </w:rPr>
+        <w:t xml:space="preserve">train_loss</w:t>
+      </w:r>
+      <w:r>
+        <w:t xml:space="preserve">; it adds</w:t>
+      </w:r>
+      <w:r>
+        <w:t xml:space="preserve"> </w:t>
+      </w:r>
+      <w:r>
+        <w:rPr>
+          <w:rStyle w:val="VerbatimChar"/>
+        </w:rPr>
+        <w:t xml:space="preserve">val_loss</w:t>
+      </w:r>
+      <w:r>
+        <w:t xml:space="preserve"> </w:t>
+      </w:r>
+      <w:r>
+        <w:t xml:space="preserve">when validation is active.</w:t>
       </w:r>
     </w:p>
     <w:p>
@@ -1449,7 +1628,7 @@
               <a:graphicData uri="http://schemas.openxmlformats.org/drawingml/2006/picture">
                 <pic:pic>
                   <pic:nvPicPr>
-                    <pic:cNvPr descr="C:\Git\dal\daltoolboxdp\examples\autoencoder\doc\autoenc_adv_e_files/f092827bac36fa6a06167a4d8b2edca26568ea3a.png" id="11" name="Picture"/>
+                    <pic:cNvPr descr="C:\Git\dal\daltoolboxdp\examples\autoencoder\doc\autoenc_adv_e_files/de0aa6d1723350b5590c57a85be2055c366b59db.png" id="11" name="Picture"/>
                     <pic:cNvPicPr>
                       <a:picLocks noChangeArrowheads="1" noChangeAspect="1"/>
                     </pic:cNvPicPr>
@@ -1664,61 +1843,61 @@
         <w:rPr>
           <w:rStyle w:val="VerbatimChar"/>
         </w:rPr>
-        <w:t xml:space="preserve">##            [,1]      [,2]      [,3]</w:t>
-      </w:r>
-      <w:r>
-        <w:br/>
-      </w:r>
-      <w:r>
-        <w:rPr>
-          <w:rStyle w:val="VerbatimChar"/>
-        </w:rPr>
-        <w:t xml:space="preserve">## [1,]  4.2359324 -3.786194 -3.387487</w:t>
-      </w:r>
-      <w:r>
-        <w:br/>
-      </w:r>
-      <w:r>
-        <w:rPr>
-          <w:rStyle w:val="VerbatimChar"/>
-        </w:rPr>
-        <w:t xml:space="preserve">## [2,]  3.1789834 -5.089138 -4.084356</w:t>
-      </w:r>
-      <w:r>
-        <w:br/>
-      </w:r>
-      <w:r>
-        <w:rPr>
-          <w:rStyle w:val="VerbatimChar"/>
-        </w:rPr>
-        <w:t xml:space="preserve">## [3,]  1.9306998 -5.901231 -4.613087</w:t>
-      </w:r>
-      <w:r>
-        <w:br/>
-      </w:r>
-      <w:r>
-        <w:rPr>
-          <w:rStyle w:val="VerbatimChar"/>
-        </w:rPr>
-        <w:t xml:space="preserve">## [4,]  0.6903353 -6.243255 -4.951740</w:t>
-      </w:r>
-      <w:r>
-        <w:br/>
-      </w:r>
-      <w:r>
-        <w:rPr>
-          <w:rStyle w:val="VerbatimChar"/>
-        </w:rPr>
-        <w:t xml:space="preserve">## [5,] -0.6409256 -6.204493 -5.153868</w:t>
-      </w:r>
-      <w:r>
-        <w:br/>
-      </w:r>
-      <w:r>
-        <w:rPr>
-          <w:rStyle w:val="VerbatimChar"/>
-        </w:rPr>
-        <w:t xml:space="preserve">## [6,] -1.9742749 -5.743860 -5.169721</w:t>
+        <w:t xml:space="preserve">##            [,1]         [,2]      [,3]</w:t>
+      </w:r>
+      <w:r>
+        <w:br/>
+      </w:r>
+      <w:r>
+        <w:rPr>
+          <w:rStyle w:val="VerbatimChar"/>
+        </w:rPr>
+        <w:t xml:space="preserve">## [1,] -1.3996564 -0.002828192  9.048203</w:t>
+      </w:r>
+      <w:r>
+        <w:br/>
+      </w:r>
+      <w:r>
+        <w:rPr>
+          <w:rStyle w:val="VerbatimChar"/>
+        </w:rPr>
+        <w:t xml:space="preserve">## [2,] -1.7269700 -0.179698095  9.679373</w:t>
+      </w:r>
+      <w:r>
+        <w:br/>
+      </w:r>
+      <w:r>
+        <w:rPr>
+          <w:rStyle w:val="VerbatimChar"/>
+        </w:rPr>
+        <w:t xml:space="preserve">## [3,] -1.7273977 -0.235832825  9.996643</w:t>
+      </w:r>
+      <w:r>
+        <w:br/>
+      </w:r>
+      <w:r>
+        <w:rPr>
+          <w:rStyle w:val="VerbatimChar"/>
+        </w:rPr>
+        <w:t xml:space="preserve">## [4,] -1.4853786 -0.217360094 10.047136</w:t>
+      </w:r>
+      <w:r>
+        <w:br/>
+      </w:r>
+      <w:r>
+        <w:rPr>
+          <w:rStyle w:val="VerbatimChar"/>
+        </w:rPr>
+        <w:t xml:space="preserve">## [5,] -1.0387126 -0.142944932  9.823874</w:t>
+      </w:r>
+      <w:r>
+        <w:br/>
+      </w:r>
+      <w:r>
+        <w:rPr>
+          <w:rStyle w:val="VerbatimChar"/>
+        </w:rPr>
+        <w:t xml:space="preserve">## [6,] -0.3830115 -0.009843539  9.331919</w:t>
       </w:r>
     </w:p>
     <w:p>

--- a/examples/autoencoder/doc/autoenc_adv_e.docx
+++ b/examples/autoencoder/doc/autoenc_adv_e.docx
@@ -791,7 +791,7 @@
         <w:rPr>
           <w:rStyle w:val="CommentTok"/>
         </w:rPr>
-        <w:t xml:space="preserve"># - epochs: number of training epochs</w:t>
+        <w:t xml:space="preserve"># - the default number of epochs is used</w:t>
       </w:r>
       <w:r>
         <w:br/>
@@ -867,30 +867,6 @@
           <w:rStyle w:val="DecValTok"/>
         </w:rPr>
         <w:t xml:space="preserve">3</w:t>
-      </w:r>
-      <w:r>
-        <w:rPr>
-          <w:rStyle w:val="NormalTok"/>
-        </w:rPr>
-        <w:t xml:space="preserve">, </w:t>
-      </w:r>
-      <w:r>
-        <w:rPr>
-          <w:rStyle w:val="AttributeTok"/>
-        </w:rPr>
-        <w:t xml:space="preserve">epochs =</w:t>
-      </w:r>
-      <w:r>
-        <w:rPr>
-          <w:rStyle w:val="NormalTok"/>
-        </w:rPr>
-        <w:t xml:space="preserve"> </w:t>
-      </w:r>
-      <w:r>
-        <w:rPr>
-          <w:rStyle w:val="DecValTok"/>
-        </w:rPr>
-        <w:t xml:space="preserve">1500</w:t>
       </w:r>
       <w:r>
         <w:rPr>
@@ -955,7 +931,7 @@
         <w:t xml:space="preserve"> </w:t>
       </w:r>
       <w:r>
-        <w:t xml:space="preserve">- Fixed-epoch baseline: set</w:t>
+        <w:t xml:space="preserve">- Fixed-epoch baseline: omit</w:t>
       </w:r>
       <w:r>
         <w:t xml:space="preserve"> </w:t>
@@ -970,7 +946,7 @@
         <w:t xml:space="preserve"> </w:t>
       </w:r>
       <w:r>
-        <w:t xml:space="preserve">and keep</w:t>
+        <w:t xml:space="preserve">to use the default value and keep</w:t>
       </w:r>
       <w:r>
         <w:t xml:space="preserve"> </w:t>
@@ -1628,7 +1604,7 @@
               <a:graphicData uri="http://schemas.openxmlformats.org/drawingml/2006/picture">
                 <pic:pic>
                   <pic:nvPicPr>
-                    <pic:cNvPr descr="C:\Git\dal\daltoolboxdp\examples\autoencoder\doc\autoenc_adv_e_files/de0aa6d1723350b5590c57a85be2055c366b59db.png" id="11" name="Picture"/>
+                    <pic:cNvPr descr="C:\Git\dal\daltoolboxdp\examples\autoencoder\doc\autoenc_adv_e_files/1528b1299a3b3f3ef3af8fe4d3bd9cc30b6d52b7.png" id="11" name="Picture"/>
                     <pic:cNvPicPr>
                       <a:picLocks noChangeArrowheads="1" noChangeAspect="1"/>
                     </pic:cNvPicPr>
@@ -1843,61 +1819,61 @@
         <w:rPr>
           <w:rStyle w:val="VerbatimChar"/>
         </w:rPr>
-        <w:t xml:space="preserve">##            [,1]         [,2]      [,3]</w:t>
-      </w:r>
-      <w:r>
-        <w:br/>
-      </w:r>
-      <w:r>
-        <w:rPr>
-          <w:rStyle w:val="VerbatimChar"/>
-        </w:rPr>
-        <w:t xml:space="preserve">## [1,] -1.3996564 -0.002828192  9.048203</w:t>
-      </w:r>
-      <w:r>
-        <w:br/>
-      </w:r>
-      <w:r>
-        <w:rPr>
-          <w:rStyle w:val="VerbatimChar"/>
-        </w:rPr>
-        <w:t xml:space="preserve">## [2,] -1.7269700 -0.179698095  9.679373</w:t>
-      </w:r>
-      <w:r>
-        <w:br/>
-      </w:r>
-      <w:r>
-        <w:rPr>
-          <w:rStyle w:val="VerbatimChar"/>
-        </w:rPr>
-        <w:t xml:space="preserve">## [3,] -1.7273977 -0.235832825  9.996643</w:t>
-      </w:r>
-      <w:r>
-        <w:br/>
-      </w:r>
-      <w:r>
-        <w:rPr>
-          <w:rStyle w:val="VerbatimChar"/>
-        </w:rPr>
-        <w:t xml:space="preserve">## [4,] -1.4853786 -0.217360094 10.047136</w:t>
-      </w:r>
-      <w:r>
-        <w:br/>
-      </w:r>
-      <w:r>
-        <w:rPr>
-          <w:rStyle w:val="VerbatimChar"/>
-        </w:rPr>
-        <w:t xml:space="preserve">## [5,] -1.0387126 -0.142944932  9.823874</w:t>
-      </w:r>
-      <w:r>
-        <w:br/>
-      </w:r>
-      <w:r>
-        <w:rPr>
-          <w:rStyle w:val="VerbatimChar"/>
-        </w:rPr>
-        <w:t xml:space="preserve">## [6,] -0.3830115 -0.009843539  9.331919</w:t>
+        <w:t xml:space="preserve">##           [,1]       [,2]      [,3]</w:t>
+      </w:r>
+      <w:r>
+        <w:br/>
+      </w:r>
+      <w:r>
+        <w:rPr>
+          <w:rStyle w:val="VerbatimChar"/>
+        </w:rPr>
+        <w:t xml:space="preserve">## [1,] -2.920094 -0.7245675 0.1129475</w:t>
+      </w:r>
+      <w:r>
+        <w:br/>
+      </w:r>
+      <w:r>
+        <w:rPr>
+          <w:rStyle w:val="VerbatimChar"/>
+        </w:rPr>
+        <w:t xml:space="preserve">## [2,] -3.098821 -0.7472187 0.1338255</w:t>
+      </w:r>
+      <w:r>
+        <w:br/>
+      </w:r>
+      <w:r>
+        <w:rPr>
+          <w:rStyle w:val="VerbatimChar"/>
+        </w:rPr>
+        <w:t xml:space="preserve">## [3,] -3.169246 -0.7524545 0.1453852</w:t>
+      </w:r>
+      <w:r>
+        <w:br/>
+      </w:r>
+      <w:r>
+        <w:rPr>
+          <w:rStyle w:val="VerbatimChar"/>
+        </w:rPr>
+        <w:t xml:space="preserve">## [4,] -3.130394 -0.7388405 0.1467551</w:t>
+      </w:r>
+      <w:r>
+        <w:br/>
+      </w:r>
+      <w:r>
+        <w:rPr>
+          <w:rStyle w:val="VerbatimChar"/>
+        </w:rPr>
+        <w:t xml:space="preserve">## [5,] -2.989799 -0.7081395 0.1367446</w:t>
+      </w:r>
+      <w:r>
+        <w:br/>
+      </w:r>
+      <w:r>
+        <w:rPr>
+          <w:rStyle w:val="VerbatimChar"/>
+        </w:rPr>
+        <w:t xml:space="preserve">## [6,] -2.740845 -0.6598958 0.1104506</w:t>
       </w:r>
     </w:p>
     <w:p>

--- a/examples/autoencoder/doc/autoenc_adv_e.docx
+++ b/examples/autoencoder/doc/autoenc_adv_e.docx
@@ -1101,6 +1101,152 @@
     </w:p>
     <w:p>
       <w:pPr>
+        <w:pStyle w:val="BodyText"/>
+      </w:pPr>
+      <w:r>
+        <w:t xml:space="preserve">Architecture variations</w:t>
+      </w:r>
+      <w:r>
+        <w:t xml:space="preserve"> </w:t>
+      </w:r>
+      <w:r>
+        <w:t xml:space="preserve">-</w:t>
+      </w:r>
+      <w:r>
+        <w:t xml:space="preserve"> </w:t>
+      </w:r>
+      <w:r>
+        <w:rPr>
+          <w:rStyle w:val="VerbatimChar"/>
+        </w:rPr>
+        <w:t xml:space="preserve">encoder_hidden_sizes</w:t>
+      </w:r>
+      <w:r>
+        <w:t xml:space="preserve">,</w:t>
+      </w:r>
+      <w:r>
+        <w:t xml:space="preserve"> </w:t>
+      </w:r>
+      <w:r>
+        <w:rPr>
+          <w:rStyle w:val="VerbatimChar"/>
+        </w:rPr>
+        <w:t xml:space="preserve">decoder_hidden_sizes</w:t>
+      </w:r>
+      <w:r>
+        <w:t xml:space="preserve">, and</w:t>
+      </w:r>
+      <w:r>
+        <w:t xml:space="preserve"> </w:t>
+      </w:r>
+      <w:r>
+        <w:rPr>
+          <w:rStyle w:val="VerbatimChar"/>
+        </w:rPr>
+        <w:t xml:space="preserve">discriminator_hidden_sizes</w:t>
+      </w:r>
+      <w:r>
+        <w:t xml:space="preserve"> </w:t>
+      </w:r>
+      <w:r>
+        <w:t xml:space="preserve">let you decouple the three adversarial sub-networks.</w:t>
+      </w:r>
+      <w:r>
+        <w:t xml:space="preserve"> </w:t>
+      </w:r>
+      <w:r>
+        <w:t xml:space="preserve">-</w:t>
+      </w:r>
+      <w:r>
+        <w:t xml:space="preserve"> </w:t>
+      </w:r>
+      <w:r>
+        <w:rPr>
+          <w:rStyle w:val="VerbatimChar"/>
+        </w:rPr>
+        <w:t xml:space="preserve">latent_prior_scale</w:t>
+      </w:r>
+      <w:r>
+        <w:t xml:space="preserve"> </w:t>
+      </w:r>
+      <w:r>
+        <w:t xml:space="preserve">controls how spread out the target latent prior is.</w:t>
+      </w:r>
+      <w:r>
+        <w:t xml:space="preserve"> </w:t>
+      </w:r>
+      <w:r>
+        <w:t xml:space="preserve">-</w:t>
+      </w:r>
+      <w:r>
+        <w:t xml:space="preserve"> </w:t>
+      </w:r>
+      <w:r>
+        <w:rPr>
+          <w:rStyle w:val="VerbatimChar"/>
+        </w:rPr>
+        <w:t xml:space="preserve">lr_encoder</w:t>
+      </w:r>
+      <w:r>
+        <w:t xml:space="preserve">,</w:t>
+      </w:r>
+      <w:r>
+        <w:t xml:space="preserve"> </w:t>
+      </w:r>
+      <w:r>
+        <w:rPr>
+          <w:rStyle w:val="VerbatimChar"/>
+        </w:rPr>
+        <w:t xml:space="preserve">lr_decoder</w:t>
+      </w:r>
+      <w:r>
+        <w:t xml:space="preserve">,</w:t>
+      </w:r>
+      <w:r>
+        <w:t xml:space="preserve"> </w:t>
+      </w:r>
+      <w:r>
+        <w:rPr>
+          <w:rStyle w:val="VerbatimChar"/>
+        </w:rPr>
+        <w:t xml:space="preserve">lr_generator</w:t>
+      </w:r>
+      <w:r>
+        <w:t xml:space="preserve">, and</w:t>
+      </w:r>
+      <w:r>
+        <w:t xml:space="preserve"> </w:t>
+      </w:r>
+      <w:r>
+        <w:rPr>
+          <w:rStyle w:val="VerbatimChar"/>
+        </w:rPr>
+        <w:t xml:space="preserve">lr_discriminator</w:t>
+      </w:r>
+      <w:r>
+        <w:t xml:space="preserve"> </w:t>
+      </w:r>
+      <w:r>
+        <w:t xml:space="preserve">can override the base</w:t>
+      </w:r>
+      <w:r>
+        <w:t xml:space="preserve"> </w:t>
+      </w:r>
+      <w:r>
+        <w:rPr>
+          <w:rStyle w:val="VerbatimChar"/>
+        </w:rPr>
+        <w:t xml:space="preserve">learning_rate</w:t>
+      </w:r>
+      <w:r>
+        <w:t xml:space="preserve"> </w:t>
+      </w:r>
+      <w:r>
+        <w:t xml:space="preserve">when the adversarial game becomes unstable.</w:t>
+      </w:r>
+    </w:p>
+    <w:p>
+      <w:pPr>
         <w:pStyle w:val="SourceCode"/>
       </w:pPr>
       <w:r>
@@ -1604,7 +1750,7 @@
               <a:graphicData uri="http://schemas.openxmlformats.org/drawingml/2006/picture">
                 <pic:pic>
                   <pic:nvPicPr>
-                    <pic:cNvPr descr="C:\Git\dal\daltoolboxdp\examples\autoencoder\doc\autoenc_adv_e_files/1528b1299a3b3f3ef3af8fe4d3bd9cc30b6d52b7.png" id="11" name="Picture"/>
+                    <pic:cNvPr descr="/home/gpca/daltoolboxdp/examples/autoencoder/doc/autoenc_adv_e_files/5594c60fd76284dbd609e754d192b24037f744ed.png" id="11" name="Picture"/>
                     <pic:cNvPicPr>
                       <a:picLocks noChangeArrowheads="1" noChangeAspect="1"/>
                     </pic:cNvPicPr>
@@ -1819,61 +1965,61 @@
         <w:rPr>
           <w:rStyle w:val="VerbatimChar"/>
         </w:rPr>
-        <w:t xml:space="preserve">##           [,1]       [,2]      [,3]</w:t>
-      </w:r>
-      <w:r>
-        <w:br/>
-      </w:r>
-      <w:r>
-        <w:rPr>
-          <w:rStyle w:val="VerbatimChar"/>
-        </w:rPr>
-        <w:t xml:space="preserve">## [1,] -2.920094 -0.7245675 0.1129475</w:t>
-      </w:r>
-      <w:r>
-        <w:br/>
-      </w:r>
-      <w:r>
-        <w:rPr>
-          <w:rStyle w:val="VerbatimChar"/>
-        </w:rPr>
-        <w:t xml:space="preserve">## [2,] -3.098821 -0.7472187 0.1338255</w:t>
-      </w:r>
-      <w:r>
-        <w:br/>
-      </w:r>
-      <w:r>
-        <w:rPr>
-          <w:rStyle w:val="VerbatimChar"/>
-        </w:rPr>
-        <w:t xml:space="preserve">## [3,] -3.169246 -0.7524545 0.1453852</w:t>
-      </w:r>
-      <w:r>
-        <w:br/>
-      </w:r>
-      <w:r>
-        <w:rPr>
-          <w:rStyle w:val="VerbatimChar"/>
-        </w:rPr>
-        <w:t xml:space="preserve">## [4,] -3.130394 -0.7388405 0.1467551</w:t>
-      </w:r>
-      <w:r>
-        <w:br/>
-      </w:r>
-      <w:r>
-        <w:rPr>
-          <w:rStyle w:val="VerbatimChar"/>
-        </w:rPr>
-        <w:t xml:space="preserve">## [5,] -2.989799 -0.7081395 0.1367446</w:t>
-      </w:r>
-      <w:r>
-        <w:br/>
-      </w:r>
-      <w:r>
-        <w:rPr>
-          <w:rStyle w:val="VerbatimChar"/>
-        </w:rPr>
-        <w:t xml:space="preserve">## [6,] -2.740845 -0.6598958 0.1104506</w:t>
+        <w:t xml:space="preserve">##          [,1]      [,2]     [,3]</w:t>
+      </w:r>
+      <w:r>
+        <w:br/>
+      </w:r>
+      <w:r>
+        <w:rPr>
+          <w:rStyle w:val="VerbatimChar"/>
+        </w:rPr>
+        <w:t xml:space="preserve">## [1,] 2.807410 -2.814939 8.144731</w:t>
+      </w:r>
+      <w:r>
+        <w:br/>
+      </w:r>
+      <w:r>
+        <w:rPr>
+          <w:rStyle w:val="VerbatimChar"/>
+        </w:rPr>
+        <w:t xml:space="preserve">## [2,] 2.575676 -3.102818 8.763020</w:t>
+      </w:r>
+      <w:r>
+        <w:br/>
+      </w:r>
+      <w:r>
+        <w:rPr>
+          <w:rStyle w:val="VerbatimChar"/>
+        </w:rPr>
+        <w:t xml:space="preserve">## [3,] 2.461810 -3.238050 9.055550</w:t>
+      </w:r>
+      <w:r>
+        <w:br/>
+      </w:r>
+      <w:r>
+        <w:rPr>
+          <w:rStyle w:val="VerbatimChar"/>
+        </w:rPr>
+        <w:t xml:space="preserve">## [4,] 2.450721 -3.218204 9.024520</w:t>
+      </w:r>
+      <w:r>
+        <w:br/>
+      </w:r>
+      <w:r>
+        <w:rPr>
+          <w:rStyle w:val="VerbatimChar"/>
+        </w:rPr>
+        <w:t xml:space="preserve">## [5,] 2.562006 -3.033934 8.660569</w:t>
+      </w:r>
+      <w:r>
+        <w:br/>
+      </w:r>
+      <w:r>
+        <w:rPr>
+          <w:rStyle w:val="VerbatimChar"/>
+        </w:rPr>
+        <w:t xml:space="preserve">## [6,] 2.810804 -2.688365 7.959035</w:t>
       </w:r>
     </w:p>
     <w:p>

--- a/examples/autoencoder/doc/autoenc_adv_e.docx
+++ b/examples/autoencoder/doc/autoenc_adv_e.docx
@@ -1750,7 +1750,7 @@
               <a:graphicData uri="http://schemas.openxmlformats.org/drawingml/2006/picture">
                 <pic:pic>
                   <pic:nvPicPr>
-                    <pic:cNvPr descr="/home/gpca/daltoolboxdp/examples/autoencoder/doc/autoenc_adv_e_files/5594c60fd76284dbd609e754d192b24037f744ed.png" id="11" name="Picture"/>
+                    <pic:cNvPr descr="/home/gpca/daltoolboxdp/examples/autoencoder/doc/autoenc_adv_e_files/0d117e6a5db24010e8c956925419d6dec65d86a5.png" id="11" name="Picture"/>
                     <pic:cNvPicPr>
                       <a:picLocks noChangeArrowheads="1" noChangeAspect="1"/>
                     </pic:cNvPicPr>
@@ -1974,52 +1974,52 @@
         <w:rPr>
           <w:rStyle w:val="VerbatimChar"/>
         </w:rPr>
-        <w:t xml:space="preserve">## [1,] 2.807410 -2.814939 8.144731</w:t>
-      </w:r>
-      <w:r>
-        <w:br/>
-      </w:r>
-      <w:r>
-        <w:rPr>
-          <w:rStyle w:val="VerbatimChar"/>
-        </w:rPr>
-        <w:t xml:space="preserve">## [2,] 2.575676 -3.102818 8.763020</w:t>
-      </w:r>
-      <w:r>
-        <w:br/>
-      </w:r>
-      <w:r>
-        <w:rPr>
-          <w:rStyle w:val="VerbatimChar"/>
-        </w:rPr>
-        <w:t xml:space="preserve">## [3,] 2.461810 -3.238050 9.055550</w:t>
-      </w:r>
-      <w:r>
-        <w:br/>
-      </w:r>
-      <w:r>
-        <w:rPr>
-          <w:rStyle w:val="VerbatimChar"/>
-        </w:rPr>
-        <w:t xml:space="preserve">## [4,] 2.450721 -3.218204 9.024520</w:t>
-      </w:r>
-      <w:r>
-        <w:br/>
-      </w:r>
-      <w:r>
-        <w:rPr>
-          <w:rStyle w:val="VerbatimChar"/>
-        </w:rPr>
-        <w:t xml:space="preserve">## [5,] 2.562006 -3.033934 8.660569</w:t>
-      </w:r>
-      <w:r>
-        <w:br/>
-      </w:r>
-      <w:r>
-        <w:rPr>
-          <w:rStyle w:val="VerbatimChar"/>
-        </w:rPr>
-        <w:t xml:space="preserve">## [6,] 2.810804 -2.688365 7.959035</w:t>
+        <w:t xml:space="preserve">## [1,] 5.506738 -4.848926 2.223361</w:t>
+      </w:r>
+      <w:r>
+        <w:br/>
+      </w:r>
+      <w:r>
+        <w:rPr>
+          <w:rStyle w:val="VerbatimChar"/>
+        </w:rPr>
+        <w:t xml:space="preserve">## [2,] 6.059570 -5.298820 1.971168</w:t>
+      </w:r>
+      <w:r>
+        <w:br/>
+      </w:r>
+      <w:r>
+        <w:rPr>
+          <w:rStyle w:val="VerbatimChar"/>
+        </w:rPr>
+        <w:t xml:space="preserve">## [3,] 6.315296 -5.498214 1.853571</w:t>
+      </w:r>
+      <w:r>
+        <w:br/>
+      </w:r>
+      <w:r>
+        <w:rPr>
+          <w:rStyle w:val="VerbatimChar"/>
+        </w:rPr>
+        <w:t xml:space="preserve">## [4,] 6.249838 -5.426584 1.890358</w:t>
+      </w:r>
+      <w:r>
+        <w:br/>
+      </w:r>
+      <w:r>
+        <w:rPr>
+          <w:rStyle w:val="VerbatimChar"/>
+        </w:rPr>
+        <w:t xml:space="preserve">## [5,] 5.884594 -5.103698 2.045660</w:t>
+      </w:r>
+      <w:r>
+        <w:br/>
+      </w:r>
+      <w:r>
+        <w:rPr>
+          <w:rStyle w:val="VerbatimChar"/>
+        </w:rPr>
+        <w:t xml:space="preserve">## [6,] 5.238298 -4.544466 2.319767</w:t>
       </w:r>
     </w:p>
     <w:p>

--- a/examples/autoencoder/doc/autoenc_adv_e.docx
+++ b/examples/autoencoder/doc/autoenc_adv_e.docx
@@ -1750,7 +1750,7 @@
               <a:graphicData uri="http://schemas.openxmlformats.org/drawingml/2006/picture">
                 <pic:pic>
                   <pic:nvPicPr>
-                    <pic:cNvPr descr="/home/gpca/daltoolboxdp/examples/autoencoder/doc/autoenc_adv_e_files/0d117e6a5db24010e8c956925419d6dec65d86a5.png" id="11" name="Picture"/>
+                    <pic:cNvPr descr="C:\Git\dal\daltoolboxdp\examples\autoencoder\doc\autoenc_adv_e_files/5410a1bb0143954daae2bfd1f6b7ac444db44f54.png" id="11" name="Picture"/>
                     <pic:cNvPicPr>
                       <a:picLocks noChangeArrowheads="1" noChangeAspect="1"/>
                     </pic:cNvPicPr>
@@ -1965,61 +1965,61 @@
         <w:rPr>
           <w:rStyle w:val="VerbatimChar"/>
         </w:rPr>
-        <w:t xml:space="preserve">##          [,1]      [,2]     [,3]</w:t>
-      </w:r>
-      <w:r>
-        <w:br/>
-      </w:r>
-      <w:r>
-        <w:rPr>
-          <w:rStyle w:val="VerbatimChar"/>
-        </w:rPr>
-        <w:t xml:space="preserve">## [1,] 5.506738 -4.848926 2.223361</w:t>
-      </w:r>
-      <w:r>
-        <w:br/>
-      </w:r>
-      <w:r>
-        <w:rPr>
-          <w:rStyle w:val="VerbatimChar"/>
-        </w:rPr>
-        <w:t xml:space="preserve">## [2,] 6.059570 -5.298820 1.971168</w:t>
-      </w:r>
-      <w:r>
-        <w:br/>
-      </w:r>
-      <w:r>
-        <w:rPr>
-          <w:rStyle w:val="VerbatimChar"/>
-        </w:rPr>
-        <w:t xml:space="preserve">## [3,] 6.315296 -5.498214 1.853571</w:t>
-      </w:r>
-      <w:r>
-        <w:br/>
-      </w:r>
-      <w:r>
-        <w:rPr>
-          <w:rStyle w:val="VerbatimChar"/>
-        </w:rPr>
-        <w:t xml:space="preserve">## [4,] 6.249838 -5.426584 1.890358</w:t>
-      </w:r>
-      <w:r>
-        <w:br/>
-      </w:r>
-      <w:r>
-        <w:rPr>
-          <w:rStyle w:val="VerbatimChar"/>
-        </w:rPr>
-        <w:t xml:space="preserve">## [5,] 5.884594 -5.103698 2.045660</w:t>
-      </w:r>
-      <w:r>
-        <w:br/>
-      </w:r>
-      <w:r>
-        <w:rPr>
-          <w:rStyle w:val="VerbatimChar"/>
-        </w:rPr>
-        <w:t xml:space="preserve">## [6,] 5.238298 -4.544466 2.319767</w:t>
+        <w:t xml:space="preserve">##          [,1]     [,2]      [,3]</w:t>
+      </w:r>
+      <w:r>
+        <w:br/>
+      </w:r>
+      <w:r>
+        <w:rPr>
+          <w:rStyle w:val="VerbatimChar"/>
+        </w:rPr>
+        <w:t xml:space="preserve">## [1,] 3.660584 1.410457 -8.334830</w:t>
+      </w:r>
+      <w:r>
+        <w:br/>
+      </w:r>
+      <w:r>
+        <w:rPr>
+          <w:rStyle w:val="VerbatimChar"/>
+        </w:rPr>
+        <w:t xml:space="preserve">## [2,] 3.891997 1.286600 -8.877394</w:t>
+      </w:r>
+      <w:r>
+        <w:br/>
+      </w:r>
+      <w:r>
+        <w:rPr>
+          <w:rStyle w:val="VerbatimChar"/>
+        </w:rPr>
+        <w:t xml:space="preserve">## [3,] 3.985007 1.238071 -9.092201</w:t>
+      </w:r>
+      <w:r>
+        <w:br/>
+      </w:r>
+      <w:r>
+        <w:rPr>
+          <w:rStyle w:val="VerbatimChar"/>
+        </w:rPr>
+        <w:t xml:space="preserve">## [4,] 3.934671 1.259421 -8.972046</w:t>
+      </w:r>
+      <w:r>
+        <w:br/>
+      </w:r>
+      <w:r>
+        <w:rPr>
+          <w:rStyle w:val="VerbatimChar"/>
+        </w:rPr>
+        <w:t xml:space="preserve">## [5,] 3.744750 1.354276 -8.521355</w:t>
+      </w:r>
+      <w:r>
+        <w:br/>
+      </w:r>
+      <w:r>
+        <w:rPr>
+          <w:rStyle w:val="VerbatimChar"/>
+        </w:rPr>
+        <w:t xml:space="preserve">## [6,] 3.411400 1.601696 -7.704987</w:t>
       </w:r>
     </w:p>
     <w:p>
